--- a/apps/api/src/services/processo-assessoria/templates/R.OP.005_Checklist_Dados_Adicionais.docx
+++ b/apps/api/src/services/processo-assessoria/templates/R.OP.005_Checklist_Dados_Adicionais.docx
@@ -78,7 +78,7 @@
                 <w:sz w:val="24"/>
                 <w:szCs w:val="24"/>
               </w:rPr>
-              <w:t>Insira o nome do cliente</w:t>
+              <w:t>{{cliente_nome}}</w:t>
             </w:r>
           </w:p>
         </w:tc>
@@ -174,7 +174,7 @@
                 <w:sz w:val="24"/>
                 <w:szCs w:val="24"/>
               </w:rPr>
-              <w:t>Insira a data</w:t>
+              <w:t>{{data_hoje}}</w:t>
             </w:r>
           </w:p>
         </w:tc>
@@ -232,7 +232,7 @@
                 <w:sz w:val="24"/>
                 <w:szCs w:val="24"/>
               </w:rPr>
-              <w:t>Insira o nome do responsável pelo cliente</w:t>
+              <w:t>{{responsavel}}</w:t>
             </w:r>
           </w:p>
         </w:tc>
@@ -2282,7 +2282,7 @@
                 <w:sz w:val="20"/>
                 <w:szCs w:val="20"/>
               </w:rPr>
-              <w:t>Insira a data do 1º contato com a TEX Capital</w:t>
+              <w:t>{{data_hoje}} do 1º contato com a TEX Capital</w:t>
             </w:r>
             <w:r>
               <w:rPr>
